--- a/library/migrations/group-policy-to-intune-settings-migration/v1.0.0/deliverables/GPOM-Solution.docx
+++ b/library/migrations/group-policy-to-intune-settings-migration/v1.0.0/deliverables/GPOM-Solution.docx
@@ -1930,7 +1930,7 @@
         <w:t>every</w:t>
       </w:r>
       <w:r>
-        <w:t xml:space="preserve"> Phoenixtekk solution in the </w:t>
+        <w:t xml:space="preserve"> solution in the </w:t>
       </w:r>
       <w:r>
         <w:rPr>
@@ -2240,7 +2240,7 @@
         <w:t>Why:</w:t>
       </w:r>
       <w:r>
-        <w:t xml:space="preserve"> Every Phoenixtekk solution is piloted before fleet rollout. </w:t>
+        <w:t xml:space="preserve"> Every solution is piloted before fleet rollout. </w:t>
       </w:r>
       <w:r>
         <w:rPr>
@@ -2438,7 +2438,7 @@
         <w:rPr>
           <w:b/>
         </w:rPr>
-        <w:t>The Phoenixtekk deployment model (all solutions):</w:t>
+        <w:t>The standard deployment model (all solutions):</w:t>
       </w:r>
       <w:r>
         <w:t xml:space="preserve"> </w:t>

--- a/library/migrations/group-policy-to-intune-settings-migration/v1.0.0/deliverables/GPOM-Solution.docx
+++ b/library/migrations/group-policy-to-intune-settings-migration/v1.0.0/deliverables/GPOM-Solution.docx
@@ -91,7 +91,7 @@
         <w:rPr>
           <w:b/>
         </w:rPr>
-        <w:t>Workplace Marketplace · Intune Solutions</w:t>
+        <w:t>White-label · Intune Solutions</w:t>
       </w:r>
     </w:p>
     <w:p>
@@ -5832,7 +5832,7 @@
         <w:t>Purpose:</w:t>
       </w:r>
       <w:r>
-        <w:t xml:space="preserve"> Uses the GroupPolicy module to enumerate all GPOs (Get-GPO) and export each one to an XML report (Get-GPOReport) into an output folder. The XML exports are the input for Intune's Group Policy analytics and are your retained rollback source. Read-only against the domain. HOW TO RUN On a domain-joined admin workstation with RSAT Group Policy Management Tools installed: powershell -ExecutionPolicy Bypass -File .\GPOM-Discovery.ps1 -OutputPath .\GPO-Export EXPECTED RESULTS One &lt;GPOName&gt;.xml per GPO in the output folder, plus a console inventory table (DisplayName, Id, GpoStatus, Created/Modified) and a CSV summary you can review and keep. .NOTES Workplace Marketplace — Intune Solutions. Read-only. Requires the GroupPolicy module (Add-WindowsCapability -Online -Name Rsat.GroupPolicy.Management.Tools~~~~0.0.1.0). #&gt; [CmdletBinding()] param( [string] $OutputPath = ".\GPO-Export" )</w:t>
+        <w:t xml:space="preserve"> Uses the GroupPolicy module to enumerate all GPOs (Get-GPO) and export each one to an XML report (Get-GPOReport) into an output folder. The XML exports are the input for Intune's Group Policy analytics and are your retained rollback source. Read-only against the domain. HOW TO RUN On a domain-joined admin workstation with RSAT Group Policy Management Tools installed: powershell -ExecutionPolicy Bypass -File .\GPOM-Discovery.ps1 -OutputPath .\GPO-Export EXPECTED RESULTS One &lt;GPOName&gt;.xml per GPO in the output folder, plus a console inventory table (DisplayName, Id, GpoStatus, Created/Modified) and a CSV summary you can review and keep. .NOTES Intune Solutions. Read-only. Requires the GroupPolicy module (Add-WindowsCapability -Online -Name Rsat.GroupPolicy.Management.Tools~~~~0.0.1.0). &gt; [CmdletBinding()] param( [string] $OutputPath = ".\GPO-Export" )</w:t>
       </w:r>
     </w:p>
     <w:p>
@@ -5843,7 +5843,7 @@
         <w:t>How to run:</w:t>
       </w:r>
       <w:r>
-        <w:t xml:space="preserve"> On a domain-joined admin workstation with RSAT Group Policy Management Tools installed: powershell -ExecutionPolicy Bypass -File .\GPOM-Discovery.ps1 -OutputPath .\GPO-Export EXPECTED RESULTS One &lt;GPOName&gt;.xml per GPO in the output folder, plus a console inventory table (DisplayName, Id, GpoStatus, Created/Modified) and a CSV summary you can review and keep. .NOTES Workplace Marketplace — Intune Solutions. Read-only. Requires the GroupPolicy module (Add-WindowsCapability -Online -Name Rsat.GroupPolicy.Management.Tools~~~~0.0.1.0). #&gt; [CmdletBinding()] param( [string] $OutputPath = ".\GPO-Export" )</w:t>
+        <w:t xml:space="preserve"> On a domain-joined admin workstation with RSAT Group Policy Management Tools installed: powershell -ExecutionPolicy Bypass -File .\GPOM-Discovery.ps1 -OutputPath .\GPO-Export EXPECTED RESULTS One &lt;GPOName&gt;.xml per GPO in the output folder, plus a console inventory table (DisplayName, Id, GpoStatus, Created/Modified) and a CSV summary you can review and keep. .NOTES Intune Solutions. Read-only. Requires the GroupPolicy module (Add-WindowsCapability -Online -Name Rsat.GroupPolicy.Management.Tools~~~~0.0.1.0). &gt; [CmdletBinding()] param( [string] $OutputPath = ".\GPO-Export" )</w:t>
       </w:r>
     </w:p>
     <w:p>
@@ -5862,7 +5862,7 @@
         <w:t>Purpose:</w:t>
       </w:r>
       <w:r>
-        <w:t xml:space="preserve"> Resolves the most common migration conflict: Group Policy still winning over migrated Intune settings. It sets the local MDMWinsOverGP (ControlPolicyConflict) value so MDM/Intune wins, then requests an MDM sync so policy re-evaluates. Runs in -WhatIf mode by DEFAULT and changes nothing until you pass -Apply. The durable fix is the Intune coexistence policy 'GPO Migration - MDM Wins Over GP - All Migrated'; this script unblocks a device for testing. HOW TO RUN Preview (default, no changes):  powershell -ExecutionPolicy Bypass -File .\GPOM-Remediation.ps1 Apply on a pilot device (elevated): powershell -ExecutionPolicy Bypass -File .\GPOM-Remediation.ps1 -Apply EXPECTED RESULTS In preview: prints what WOULD change (MDMWinsOverGP -&gt; 1) and exits. With -Apply: sets MDMWinsOverGP=1, requests an MDM sync, and advises re-running GPOM-Validation.ps1. .NOTES Workplace Marketplace — Intune Solutions. -WhatIf by default; -Apply makes changes. #&gt; [CmdletBinding(SupportsShouldProcess = $true, ConfirmImpact = 'High')] param( [switch] $Apply )</w:t>
+        <w:t xml:space="preserve"> Resolves the most common migration conflict: Group Policy still winning over migrated Intune settings. It sets the local MDMWinsOverGP (ControlPolicyConflict) value so MDM/Intune wins, then requests an MDM sync so policy re-evaluates. Runs in -WhatIf mode by DEFAULT and changes nothing until you pass -Apply. The durable fix is the Intune coexistence policy 'GPO Migration - MDM Wins Over GP - All Migrated'; this script unblocks a device for testing. HOW TO RUN Preview (default, no changes):  powershell -ExecutionPolicy Bypass -File .\GPOM-Remediation.ps1 Apply on a pilot device (elevated): powershell -ExecutionPolicy Bypass -File .\GPOM-Remediation.ps1 -Apply EXPECTED RESULTS In preview: prints what WOULD change (MDMWinsOverGP -&gt; 1) and exits. With -Apply: sets MDMWinsOverGP=1, requests an MDM sync, and advises re-running GPOM-Validation.ps1. .NOTES Intune Solutions. -WhatIf by default; -Apply makes changes. &gt; [CmdletBinding(SupportsShouldProcess = $true, ConfirmImpact = 'High')] param( [switch] $Apply )</w:t>
       </w:r>
     </w:p>
     <w:p>
@@ -5873,7 +5873,7 @@
         <w:t>How to run:</w:t>
       </w:r>
       <w:r>
-        <w:t xml:space="preserve"> Preview (default, no changes):  powershell -ExecutionPolicy Bypass -File .\GPOM-Remediation.ps1 Apply on a pilot device (elevated): powershell -ExecutionPolicy Bypass -File .\GPOM-Remediation.ps1 -Apply EXPECTED RESULTS In preview: prints what WOULD change (MDMWinsOverGP -&gt; 1) and exits. With -Apply: sets MDMWinsOverGP=1, requests an MDM sync, and advises re-running GPOM-Validation.ps1. .NOTES Workplace Marketplace — Intune Solutions. -WhatIf by default; -Apply makes changes. #&gt; [CmdletBinding(SupportsShouldProcess = $true, ConfirmImpact = 'High')] param( [switch] $Apply )</w:t>
+        <w:t xml:space="preserve"> Preview (default, no changes):  powershell -ExecutionPolicy Bypass -File .\GPOM-Remediation.ps1 Apply on a pilot device (elevated): powershell -ExecutionPolicy Bypass -File .\GPOM-Remediation.ps1 -Apply EXPECTED RESULTS In preview: prints what WOULD change (MDMWinsOverGP -&gt; 1) and exits. With -Apply: sets MDMWinsOverGP=1, requests an MDM sync, and advises re-running GPOM-Validation.ps1. .NOTES Intune Solutions. -WhatIf by default; -Apply makes changes. &gt; [CmdletBinding(SupportsShouldProcess = $true, ConfirmImpact = 'High')] param( [switch] $Apply )</w:t>
       </w:r>
     </w:p>
     <w:p>
@@ -5892,7 +5892,7 @@
         <w:t>Purpose:</w:t>
       </w:r>
       <w:r>
-        <w:t xml:space="preserve"> Reads the GPO XML exports produced by GPOM-Discovery.ps1 and (optionally) the settings catalog policies already created in Intune (via Microsoft Graph), then reports per-GPO a coverage estimate (settings that have a migrated home) and a GAP list (settings with no Intune equivalent yet: Group Policy Preferences, scripts, drive maps, unmapped security settings). Read-only. HOW TO RUN powershell -ExecutionPolicy Bypass -File .\GPOM-Report.ps1 -ExportPath .\GPO-Export Add -UseGraph to also list the Intune settings catalog policies named 'GPO Migration - *' (requires the Microsoft.Graph module and DeviceManagementConfiguration.Read.All). EXPECTED RESULTS A per-GPO table (total settings, ADMX-backed/migratable, preferences/scripts = gaps) with a coverage %, an overall gap list exported to CSV, and — with -UseGraph — the matching Intune policies and their assignments. .NOTES Workplace Marketplace — Intune Solutions. Read-only. #&gt; [CmdletBinding()] param( [string] $ExportPath = ".\GPO-Export", [switch] $UseGraph )</w:t>
+        <w:t xml:space="preserve"> Reads the GPO XML exports produced by GPOM-Discovery.ps1 and (optionally) the settings catalog policies already created in Intune (via Microsoft Graph), then reports per-GPO a coverage estimate (settings that have a migrated home) and a GAP list (settings with no Intune equivalent yet: Group Policy Preferences, scripts, drive maps, unmapped security settings). Read-only. HOW TO RUN powershell -ExecutionPolicy Bypass -File .\GPOM-Report.ps1 -ExportPath .\GPO-Export Add -UseGraph to also list the Intune settings catalog policies named 'GPO Migration - *' (requires the Microsoft.Graph module and DeviceManagementConfiguration.Read.All). EXPECTED RESULTS A per-GPO table (total settings, ADMX-backed/migratable, preferences/scripts = gaps) with a coverage %, an overall gap list exported to CSV, and — with -UseGraph — the matching Intune policies and their assignments. .NOTES Intune Solutions. Read-only. &gt; [CmdletBinding()] param( [string] $ExportPath = ".\GPO-Export", [switch] $UseGraph )</w:t>
       </w:r>
     </w:p>
     <w:p>
@@ -5903,7 +5903,7 @@
         <w:t>How to run:</w:t>
       </w:r>
       <w:r>
-        <w:t xml:space="preserve"> powershell -ExecutionPolicy Bypass -File .\GPOM-Report.ps1 -ExportPath .\GPO-Export Add -UseGraph to also list the Intune settings catalog policies named 'GPO Migration - *' (requires the Microsoft.Graph module and DeviceManagementConfiguration.Read.All). EXPECTED RESULTS A per-GPO table (total settings, ADMX-backed/migratable, preferences/scripts = gaps) with a coverage %, an overall gap list exported to CSV, and — with -UseGraph — the matching Intune policies and their assignments. .NOTES Workplace Marketplace — Intune Solutions. Read-only. #&gt; [CmdletBinding()] param( [string] $ExportPath = ".\GPO-Export", [switch] $UseGraph )</w:t>
+        <w:t xml:space="preserve"> powershell -ExecutionPolicy Bypass -File .\GPOM-Report.ps1 -ExportPath .\GPO-Export Add -UseGraph to also list the Intune settings catalog policies named 'GPO Migration - *' (requires the Microsoft.Graph module and DeviceManagementConfiguration.Read.All). EXPECTED RESULTS A per-GPO table (total settings, ADMX-backed/migratable, preferences/scripts = gaps) with a coverage %, an overall gap list exported to CSV, and — with -UseGraph — the matching Intune policies and their assignments. .NOTES Intune Solutions. Read-only. &gt; [CmdletBinding()] param( [string] $ExportPath = ".\GPO-Export", [switch] $UseGraph )</w:t>
       </w:r>
     </w:p>
     <w:p>
@@ -5922,7 +5922,7 @@
         <w:t>Purpose:</w:t>
       </w:r>
       <w:r>
-        <w:t xml:space="preserve"> Creates (idempotently) the two Entra security groups used for the ringed cutover, named to the solution convention, and optionally seeds the pilot ring with device members: 'GPO Migration - Devices - Pilot Ring' 'GPO Migration - Devices - Broad Ring' Existing groups with the same name are reused, not duplicated. HOW TO RUN powershell -ExecutionPolicy Bypass -File .\GPOM-Set-MigrationRingTargeting.ps1 Seed pilot members: ... -PilotDeviceIds 'objId1','objId2' Requires the Microsoft.Graph module and Group.ReadWrite.All (admin consent). EXPECTED RESULTS Both groups exist (created or found) with their object IDs printed; any supplied pilot device object IDs are added to the pilot ring. Use these group names verbatim in the Intune assignments from the Implementation Guide. .NOTES Workplace Marketplace — Intune Solutions. Creates/updates Entra groups only. #&gt; [CmdletBinding(SupportsShouldProcess = $true)] param( [string[]] $PilotDeviceIds = @() )</w:t>
+        <w:t xml:space="preserve"> Creates (idempotently) the two Entra security groups used for the ringed cutover, named to the solution convention, and optionally seeds the pilot ring with device members: 'GPO Migration - Devices - Pilot Ring' 'GPO Migration - Devices - Broad Ring' Existing groups with the same name are reused, not duplicated. HOW TO RUN powershell -ExecutionPolicy Bypass -File .\GPOM-Set-MigrationRingTargeting.ps1 Seed pilot members: ... -PilotDeviceIds 'objId1','objId2' Requires the Microsoft.Graph module and Group.ReadWrite.All (admin consent). EXPECTED RESULTS Both groups exist (created or found) with their object IDs printed; any supplied pilot device object IDs are added to the pilot ring. Use these group names verbatim in the Intune assignments from the Implementation Guide. .NOTES Intune Solutions. Creates/updates Entra groups only. &gt; [CmdletBinding(SupportsShouldProcess = $true)] param( [string[]] $PilotDeviceIds = @() )</w:t>
       </w:r>
     </w:p>
     <w:p>
@@ -5933,7 +5933,7 @@
         <w:t>How to run:</w:t>
       </w:r>
       <w:r>
-        <w:t xml:space="preserve"> powershell -ExecutionPolicy Bypass -File .\GPOM-Set-MigrationRingTargeting.ps1 Seed pilot members: ... -PilotDeviceIds 'objId1','objId2' Requires the Microsoft.Graph module and Group.ReadWrite.All (admin consent). EXPECTED RESULTS Both groups exist (created or found) with their object IDs printed; any supplied pilot device object IDs are added to the pilot ring. Use these group names verbatim in the Intune assignments from the Implementation Guide. .NOTES Workplace Marketplace — Intune Solutions. Creates/updates Entra groups only. #&gt; [CmdletBinding(SupportsShouldProcess = $true)] param( [string[]] $PilotDeviceIds = @() )</w:t>
+        <w:t xml:space="preserve"> powershell -ExecutionPolicy Bypass -File .\GPOM-Set-MigrationRingTargeting.ps1 Seed pilot members: ... -PilotDeviceIds 'objId1','objId2' Requires the Microsoft.Graph module and Group.ReadWrite.All (admin consent). EXPECTED RESULTS Both groups exist (created or found) with their object IDs printed; any supplied pilot device object IDs are added to the pilot ring. Use these group names verbatim in the Intune assignments from the Implementation Guide. .NOTES Intune Solutions. Creates/updates Entra groups only. &gt; [CmdletBinding(SupportsShouldProcess = $true)] param( [string[]] $PilotDeviceIds = @() )</w:t>
       </w:r>
     </w:p>
     <w:p>
@@ -5952,7 +5952,7 @@
         <w:t>Purpose:</w:t>
       </w:r>
       <w:r>
-        <w:t xml:space="preserve"> Confirms that the migrated settings are actually applied by Intune on the local device and that MDM has authority. Reads the MDMWinsOverGP (ControlPolicyConflict) state and the on-device PolicyManager values that Intune sets, and (optionally) compares them against a GPO XML export from GPOM-Discovery.ps1 to report match / missing / different per setting. Read-only. HOW TO RUN On a migrated pilot device (elevated): powershell -ExecutionPolicy Bypass -File .\GPOM-Validation.ps1 -GpoReportPath .\GPO-Export\YourGPO.xml (Omit -GpoReportPath to report only the applied MDM state and precedence.) EXPECTED RESULTS MDMWinsOverGP state (enabled/disabled), a list of applied PolicyManager values, and — when a GPO XML is supplied — a parity table marking each compared setting match / missing / different. .NOTES Workplace Marketplace — Intune Solutions. Read-only. #&gt; [CmdletBinding()] param( [string] $GpoReportPath )</w:t>
+        <w:t xml:space="preserve"> Confirms that the migrated settings are actually applied by Intune on the local device and that MDM has authority. Reads the MDMWinsOverGP (ControlPolicyConflict) state and the on-device PolicyManager values that Intune sets, and (optionally) compares them against a GPO XML export from GPOM-Discovery.ps1 to report match / missing / different per setting. Read-only. HOW TO RUN On a migrated pilot device (elevated): powershell -ExecutionPolicy Bypass -File .\GPOM-Validation.ps1 -GpoReportPath .\GPO-Export\YourGPO.xml (Omit -GpoReportPath to report only the applied MDM state and precedence.) EXPECTED RESULTS MDMWinsOverGP state (enabled/disabled), a list of applied PolicyManager values, and — when a GPO XML is supplied — a parity table marking each compared setting match / missing / different. .NOTES Intune Solutions. Read-only. &gt; [CmdletBinding()] param( [string] $GpoReportPath )</w:t>
       </w:r>
     </w:p>
     <w:p>
@@ -5963,7 +5963,7 @@
         <w:t>How to run:</w:t>
       </w:r>
       <w:r>
-        <w:t xml:space="preserve"> On a migrated pilot device (elevated): powershell -ExecutionPolicy Bypass -File .\GPOM-Validation.ps1 -GpoReportPath .\GPO-Export\YourGPO.xml (Omit -GpoReportPath to report only the applied MDM state and precedence.) EXPECTED RESULTS MDMWinsOverGP state (enabled/disabled), a list of applied PolicyManager values, and — when a GPO XML is supplied — a parity table marking each compared setting match / missing / different. .NOTES Workplace Marketplace — Intune Solutions. Read-only. #&gt; [CmdletBinding()] param( [string] $GpoReportPath )</w:t>
+        <w:t xml:space="preserve"> On a migrated pilot device (elevated): powershell -ExecutionPolicy Bypass -File .\GPOM-Validation.ps1 -GpoReportPath .\GPO-Export\YourGPO.xml (Omit -GpoReportPath to report only the applied MDM state and precedence.) EXPECTED RESULTS MDMWinsOverGP state (enabled/disabled), a list of applied PolicyManager values, and — when a GPO XML is supplied — a parity table marking each compared setting match / missing / different. .NOTES Intune Solutions. Read-only. &gt; [CmdletBinding()] param( [string] $GpoReportPath )</w:t>
       </w:r>
     </w:p>
     <w:sectPr>
